--- a/7-技术管理/运行记录类文件/HFSJ-ITSS-0704-2025年度研发报告.docx
+++ b/7-技术管理/运行记录类文件/HFSJ-ITSS-0704-2025年度研发报告.docx
@@ -408,12 +408,14 @@
                 <w:lang w:val="en-US" w:eastAsia="zh-CN"/>
               </w:rPr>
             </w:pPr>
+            <w:bookmarkStart w:id="73" w:name="_GoBack"/>
+            <w:bookmarkEnd w:id="73"/>
             <w:r>
               <w:rPr>
                 <w:rFonts w:hint="eastAsia"/>
                 <w:lang w:val="en-US" w:eastAsia="zh-CN"/>
               </w:rPr>
-              <w:t>石宝升</w:t>
+              <w:t>黄正宇</w:t>
             </w:r>
           </w:p>
         </w:tc>
@@ -1898,7 +1900,7 @@
                 <w:vertAlign w:val="baseline"/>
                 <w:lang w:val="en-US" w:eastAsia="zh-CN"/>
               </w:rPr>
-              <w:t>石宝升</w:t>
+              <w:t>黄正宇</w:t>
             </w:r>
           </w:p>
         </w:tc>
@@ -6496,8 +6498,8 @@
         <w:snapToGrid w:val="0"/>
         <w:textAlignment w:val="baseline"/>
       </w:pPr>
-      <w:bookmarkStart w:id="5" w:name="heading_4"/>
-      <w:bookmarkStart w:id="6" w:name="_Toc15357"/>
+      <w:bookmarkStart w:id="5" w:name="_Toc15357"/>
+      <w:bookmarkStart w:id="6" w:name="heading_4"/>
       <w:r>
         <w:t>研发目标</w:t>
       </w:r>
@@ -10105,8 +10107,8 @@
         <w:snapToGrid w:val="0"/>
         <w:textAlignment w:val="baseline"/>
       </w:pPr>
-      <w:bookmarkStart w:id="16" w:name="_Toc216"/>
-      <w:bookmarkStart w:id="17" w:name="heading_8"/>
+      <w:bookmarkStart w:id="16" w:name="heading_8"/>
+      <w:bookmarkStart w:id="17" w:name="_Toc216"/>
       <w:r>
         <w:t>具体功能研发完成情况</w:t>
       </w:r>
@@ -10861,16 +10863,18 @@
               <w:jc w:val="left"/>
               <w:textAlignment w:val="baseline"/>
               <w:rPr>
-                <w:rFonts w:ascii="Arial" w:eastAsia="宋体"/>
+                <w:rFonts w:hint="eastAsia" w:ascii="Arial" w:eastAsia="宋体"/>
                 <w:sz w:val="24"/>
-              </w:rPr>
-            </w:pPr>
-            <w:r>
-              <w:rPr>
-                <w:rFonts w:ascii="Arial" w:eastAsia="宋体"/>
+                <w:lang w:eastAsia="zh-CN"/>
+              </w:rPr>
+            </w:pPr>
+            <w:r>
+              <w:rPr>
+                <w:rFonts w:hint="eastAsia"/>
                 <w:sz w:val="24"/>
-              </w:rPr>
-              <w:t>石宝升</w:t>
+                <w:lang w:eastAsia="zh-CN"/>
+              </w:rPr>
+              <w:t>黄正宇</w:t>
             </w:r>
           </w:p>
         </w:tc>
@@ -11240,16 +11244,18 @@
               <w:jc w:val="left"/>
               <w:textAlignment w:val="baseline"/>
               <w:rPr>
-                <w:rFonts w:ascii="Arial" w:eastAsia="宋体"/>
+                <w:rFonts w:hint="eastAsia" w:ascii="Arial" w:eastAsia="宋体"/>
                 <w:sz w:val="24"/>
-              </w:rPr>
-            </w:pPr>
-            <w:r>
-              <w:rPr>
-                <w:rFonts w:ascii="Arial" w:eastAsia="宋体"/>
+                <w:lang w:eastAsia="zh-CN"/>
+              </w:rPr>
+            </w:pPr>
+            <w:r>
+              <w:rPr>
+                <w:rFonts w:hint="eastAsia"/>
                 <w:sz w:val="24"/>
-              </w:rPr>
-              <w:t>石宝升</w:t>
+                <w:lang w:eastAsia="zh-CN"/>
+              </w:rPr>
+              <w:t>黄正宇</w:t>
             </w:r>
           </w:p>
         </w:tc>
@@ -11619,16 +11625,18 @@
               <w:jc w:val="left"/>
               <w:textAlignment w:val="baseline"/>
               <w:rPr>
-                <w:rFonts w:ascii="Arial" w:eastAsia="宋体"/>
+                <w:rFonts w:hint="eastAsia" w:ascii="Arial" w:eastAsia="宋体"/>
                 <w:sz w:val="24"/>
-              </w:rPr>
-            </w:pPr>
-            <w:r>
-              <w:rPr>
-                <w:rFonts w:ascii="Arial" w:eastAsia="宋体"/>
+                <w:lang w:eastAsia="zh-CN"/>
+              </w:rPr>
+            </w:pPr>
+            <w:r>
+              <w:rPr>
+                <w:rFonts w:hint="eastAsia"/>
                 <w:sz w:val="24"/>
-              </w:rPr>
-              <w:t>石宝升</w:t>
+                <w:lang w:eastAsia="zh-CN"/>
+              </w:rPr>
+              <w:t>黄正宇</w:t>
             </w:r>
           </w:p>
         </w:tc>
@@ -12000,16 +12008,18 @@
               <w:jc w:val="left"/>
               <w:textAlignment w:val="baseline"/>
               <w:rPr>
-                <w:rFonts w:ascii="Arial" w:eastAsia="宋体"/>
+                <w:rFonts w:hint="eastAsia" w:ascii="Arial" w:eastAsia="宋体"/>
                 <w:sz w:val="24"/>
-              </w:rPr>
-            </w:pPr>
-            <w:r>
-              <w:rPr>
-                <w:rFonts w:ascii="Arial" w:eastAsia="宋体"/>
+                <w:lang w:eastAsia="zh-CN"/>
+              </w:rPr>
+            </w:pPr>
+            <w:r>
+              <w:rPr>
+                <w:rFonts w:hint="eastAsia"/>
                 <w:sz w:val="24"/>
-              </w:rPr>
-              <w:t>石宝升</w:t>
+                <w:lang w:eastAsia="zh-CN"/>
+              </w:rPr>
+              <w:t>黄正宇</w:t>
             </w:r>
           </w:p>
         </w:tc>
@@ -13516,16 +13526,18 @@
               <w:jc w:val="left"/>
               <w:textAlignment w:val="baseline"/>
               <w:rPr>
-                <w:rFonts w:ascii="Arial" w:eastAsia="宋体"/>
+                <w:rFonts w:hint="eastAsia" w:ascii="Arial" w:eastAsia="宋体"/>
                 <w:sz w:val="24"/>
-              </w:rPr>
-            </w:pPr>
-            <w:r>
-              <w:rPr>
-                <w:rFonts w:ascii="Arial" w:eastAsia="宋体"/>
+                <w:lang w:eastAsia="zh-CN"/>
+              </w:rPr>
+            </w:pPr>
+            <w:r>
+              <w:rPr>
+                <w:rFonts w:hint="eastAsia"/>
                 <w:sz w:val="24"/>
-              </w:rPr>
-              <w:t>石宝升</w:t>
+                <w:lang w:eastAsia="zh-CN"/>
+              </w:rPr>
+              <w:t>黄正宇</w:t>
             </w:r>
           </w:p>
         </w:tc>
@@ -13895,16 +13907,18 @@
               <w:jc w:val="left"/>
               <w:textAlignment w:val="baseline"/>
               <w:rPr>
-                <w:rFonts w:ascii="Arial" w:eastAsia="宋体"/>
+                <w:rFonts w:hint="eastAsia" w:ascii="Arial" w:eastAsia="宋体"/>
                 <w:sz w:val="24"/>
-              </w:rPr>
-            </w:pPr>
-            <w:r>
-              <w:rPr>
-                <w:rFonts w:ascii="Arial" w:eastAsia="宋体"/>
+                <w:lang w:eastAsia="zh-CN"/>
+              </w:rPr>
+            </w:pPr>
+            <w:r>
+              <w:rPr>
+                <w:rFonts w:hint="eastAsia"/>
                 <w:sz w:val="24"/>
-              </w:rPr>
-              <w:t>石宝升</w:t>
+                <w:lang w:eastAsia="zh-CN"/>
+              </w:rPr>
+              <w:t>黄正宇</w:t>
             </w:r>
           </w:p>
         </w:tc>
@@ -14274,16 +14288,18 @@
               <w:jc w:val="left"/>
               <w:textAlignment w:val="baseline"/>
               <w:rPr>
-                <w:rFonts w:ascii="Arial" w:eastAsia="宋体"/>
+                <w:rFonts w:hint="eastAsia" w:ascii="Arial" w:eastAsia="宋体"/>
                 <w:sz w:val="24"/>
-              </w:rPr>
-            </w:pPr>
-            <w:r>
-              <w:rPr>
-                <w:rFonts w:ascii="Arial" w:eastAsia="宋体"/>
+                <w:lang w:eastAsia="zh-CN"/>
+              </w:rPr>
+            </w:pPr>
+            <w:r>
+              <w:rPr>
+                <w:rFonts w:hint="eastAsia"/>
                 <w:sz w:val="24"/>
-              </w:rPr>
-              <w:t>石宝升</w:t>
+                <w:lang w:eastAsia="zh-CN"/>
+              </w:rPr>
+              <w:t>黄正宇</w:t>
             </w:r>
           </w:p>
         </w:tc>
@@ -14653,16 +14669,18 @@
               <w:jc w:val="left"/>
               <w:textAlignment w:val="baseline"/>
               <w:rPr>
-                <w:rFonts w:ascii="Arial" w:eastAsia="宋体"/>
+                <w:rFonts w:hint="eastAsia" w:ascii="Arial" w:eastAsia="宋体"/>
                 <w:sz w:val="24"/>
-              </w:rPr>
-            </w:pPr>
-            <w:r>
-              <w:rPr>
-                <w:rFonts w:ascii="Arial" w:eastAsia="宋体"/>
+                <w:lang w:eastAsia="zh-CN"/>
+              </w:rPr>
+            </w:pPr>
+            <w:r>
+              <w:rPr>
+                <w:rFonts w:hint="eastAsia"/>
                 <w:sz w:val="24"/>
-              </w:rPr>
-              <w:t>石宝升</w:t>
+                <w:lang w:eastAsia="zh-CN"/>
+              </w:rPr>
+              <w:t>黄正宇</w:t>
             </w:r>
           </w:p>
         </w:tc>
@@ -17523,8 +17541,6 @@
         </w:rPr>
         <w:t>2025年国电电力湖南新能源系统运维项目</w:t>
       </w:r>
-      <w:bookmarkStart w:id="73" w:name="_GoBack"/>
-      <w:bookmarkEnd w:id="73"/>
       <w:r>
         <w:t>中试点应用。应用效果良好，有效提升了数据库层面的监控覆盖面和故障发现及时性，慢SQL分析功能帮助运维人员快速定位性能问题，获得了项目团队的认可。</w:t>
       </w:r>
@@ -18211,9 +18227,17 @@
               <w:ind w:left="0" w:leftChars="0" w:right="0" w:rightChars="0" w:firstLine="0" w:firstLineChars="0"/>
               <w:jc w:val="center"/>
               <w:textAlignment w:val="baseline"/>
-            </w:pPr>
-            <w:r>
-              <w:t>石宝升</w:t>
+              <w:rPr>
+                <w:rFonts w:hint="eastAsia" w:eastAsia="宋体"/>
+                <w:lang w:eastAsia="zh-CN"/>
+              </w:rPr>
+            </w:pPr>
+            <w:r>
+              <w:rPr>
+                <w:rFonts w:hint="eastAsia"/>
+                <w:lang w:eastAsia="zh-CN"/>
+              </w:rPr>
+              <w:t>黄正宇</w:t>
             </w:r>
           </w:p>
         </w:tc>
@@ -18495,9 +18519,17 @@
               <w:ind w:left="0" w:leftChars="0" w:right="0" w:rightChars="0" w:firstLine="0" w:firstLineChars="0"/>
               <w:jc w:val="center"/>
               <w:textAlignment w:val="baseline"/>
-            </w:pPr>
-            <w:r>
-              <w:t>石宝升</w:t>
+              <w:rPr>
+                <w:rFonts w:hint="eastAsia" w:eastAsia="宋体"/>
+                <w:lang w:eastAsia="zh-CN"/>
+              </w:rPr>
+            </w:pPr>
+            <w:r>
+              <w:rPr>
+                <w:rFonts w:hint="eastAsia"/>
+                <w:lang w:eastAsia="zh-CN"/>
+              </w:rPr>
+              <w:t>黄正宇</w:t>
             </w:r>
           </w:p>
         </w:tc>
@@ -18779,9 +18811,17 @@
               <w:ind w:left="0" w:leftChars="0" w:right="0" w:rightChars="0" w:firstLine="0" w:firstLineChars="0"/>
               <w:jc w:val="center"/>
               <w:textAlignment w:val="baseline"/>
-            </w:pPr>
-            <w:r>
-              <w:t>石宝升</w:t>
+              <w:rPr>
+                <w:rFonts w:hint="eastAsia" w:eastAsia="宋体"/>
+                <w:lang w:eastAsia="zh-CN"/>
+              </w:rPr>
+            </w:pPr>
+            <w:r>
+              <w:rPr>
+                <w:rFonts w:hint="eastAsia"/>
+                <w:lang w:eastAsia="zh-CN"/>
+              </w:rPr>
+              <w:t>黄正宇</w:t>
             </w:r>
           </w:p>
         </w:tc>
@@ -18960,8 +19000,8 @@
         <w:snapToGrid w:val="0"/>
         <w:textAlignment w:val="baseline"/>
       </w:pPr>
-      <w:bookmarkStart w:id="48" w:name="_Toc13103"/>
-      <w:bookmarkStart w:id="49" w:name="heading_11"/>
+      <w:bookmarkStart w:id="48" w:name="heading_11"/>
+      <w:bookmarkStart w:id="49" w:name="_Toc13103"/>
       <w:r>
         <w:t>新技术研发完成情况</w:t>
       </w:r>
@@ -20378,8 +20418,8 @@
         <w:snapToGrid w:val="0"/>
         <w:textAlignment w:val="baseline"/>
       </w:pPr>
-      <w:bookmarkStart w:id="51" w:name="heading_12"/>
-      <w:bookmarkStart w:id="52" w:name="_Toc4792"/>
+      <w:bookmarkStart w:id="51" w:name="_Toc4792"/>
+      <w:bookmarkStart w:id="52" w:name="heading_12"/>
       <w:r>
         <w:t>资源使用情况</w:t>
       </w:r>
@@ -21070,9 +21110,17 @@
               <w:ind w:left="0" w:leftChars="0" w:right="0" w:rightChars="0" w:firstLine="0" w:firstLineChars="0"/>
               <w:jc w:val="center"/>
               <w:textAlignment w:val="baseline"/>
-            </w:pPr>
-            <w:r>
-              <w:t>石宝升</w:t>
+              <w:rPr>
+                <w:rFonts w:hint="eastAsia" w:eastAsia="宋体"/>
+                <w:lang w:eastAsia="zh-CN"/>
+              </w:rPr>
+            </w:pPr>
+            <w:r>
+              <w:rPr>
+                <w:rFonts w:hint="eastAsia"/>
+                <w:lang w:eastAsia="zh-CN"/>
+              </w:rPr>
+              <w:t>黄正宇</w:t>
             </w:r>
           </w:p>
         </w:tc>
@@ -21861,8 +21909,8 @@
         <w:snapToGrid w:val="0"/>
         <w:textAlignment w:val="baseline"/>
       </w:pPr>
-      <w:bookmarkStart w:id="56" w:name="heading_14"/>
-      <w:bookmarkStart w:id="57" w:name="_Toc23778"/>
+      <w:bookmarkStart w:id="56" w:name="_Toc23778"/>
+      <w:bookmarkStart w:id="57" w:name="heading_14"/>
       <w:r>
         <w:t>资金投入</w:t>
       </w:r>
@@ -24364,8 +24412,8 @@
         <w:snapToGrid w:val="0"/>
         <w:textAlignment w:val="baseline"/>
       </w:pPr>
-      <w:bookmarkStart w:id="59" w:name="_Toc27336"/>
-      <w:bookmarkStart w:id="60" w:name="heading_15"/>
+      <w:bookmarkStart w:id="59" w:name="heading_15"/>
+      <w:bookmarkStart w:id="60" w:name="_Toc27336"/>
       <w:r>
         <w:t>场地使用</w:t>
       </w:r>
